--- a/data/form.docx
+++ b/data/form.docx
@@ -30,7 +30,46 @@
           <w:sz w:val="36"/>
           <w:szCs w:val="24"/>
         </w:rPr>
-        <w:t>and send it to rmcong@sdu.edu.cn with the subject:</w:t>
+        <w:t xml:space="preserve">and send it to </w:t>
+      </w:r>
+      <w:r>
+        <w:rPr>
+          <w:rFonts w:hint="eastAsia"/>
+          <w:sz w:val="36"/>
+          <w:szCs w:val="24"/>
+          <w:lang w:eastAsia="zh-CN"/>
+        </w:rPr>
+        <w:t>ruixing</w:t>
+      </w:r>
+      <w:r>
+        <w:rPr>
+          <w:sz w:val="36"/>
+          <w:szCs w:val="24"/>
+        </w:rPr>
+        <w:t>@</w:t>
+      </w:r>
+      <w:r>
+        <w:rPr>
+          <w:rFonts w:hint="eastAsia"/>
+          <w:sz w:val="36"/>
+          <w:szCs w:val="24"/>
+          <w:lang w:eastAsia="zh-CN"/>
+        </w:rPr>
+        <w:t>mail</w:t>
+      </w:r>
+      <w:r>
+        <w:rPr>
+          <w:sz w:val="36"/>
+          <w:szCs w:val="24"/>
+        </w:rPr>
+        <w:t>.</w:t>
+      </w:r>
+      <w:r>
+        <w:rPr>
+          <w:sz w:val="36"/>
+          <w:szCs w:val="24"/>
+        </w:rPr>
+        <w:t>sdu.edu.cn with the subject:</w:t>
       </w:r>
       <w:r>
         <w:rPr>
@@ -70,14 +109,7 @@
           <w:sz w:val="36"/>
           <w:szCs w:val="24"/>
         </w:rPr>
-        <w:t>F</w:t>
-      </w:r>
-      <w:r>
-        <w:rPr>
-          <w:sz w:val="36"/>
-          <w:szCs w:val="24"/>
-        </w:rPr>
-        <w:t>orm</w:t>
+        <w:t>Form</w:t>
       </w:r>
       <w:r>
         <w:rPr>
